--- a/kawasaki_project/02_計画素案/川崎町_計画素案_概要版.docx
+++ b/kawasaki_project/02_計画素案/川崎町_計画素案_概要版.docx
@@ -65,7 +65,7 @@
           <w:top w:val="double" w:color="1F3864" w:sz="24"/>
           <w:bottom w:val="double" w:color="1F3864" w:sz="24"/>
         </w:pBdr>
-        <w:shd w:fill="DAE3F3" w:val="solid"/>
+        <w:shd w:fill="DAE3F3" w:val="clear" w:color="auto"/>
         <w:spacing w:after="360" w:before="360"/>
         <w:jc w:val="center"/>
       </w:pPr>
@@ -224,7 +224,7 @@
         <w:pBdr>
           <w:bottom w:val="single" w:color="1F3864" w:sz="4"/>
         </w:pBdr>
-        <w:shd w:fill="DAE3F3" w:val="solid"/>
+        <w:shd w:fill="DAE3F3" w:val="clear" w:color="auto"/>
         <w:spacing w:after="100" w:before="200" w:line="300"/>
       </w:pPr>
       <w:r>
@@ -266,7 +266,7 @@
         <w:pBdr>
           <w:bottom w:val="single" w:color="1F3864" w:sz="4"/>
         </w:pBdr>
-        <w:shd w:fill="DAE3F3" w:val="solid"/>
+        <w:shd w:fill="DAE3F3" w:val="clear" w:color="auto"/>
         <w:spacing w:after="100" w:before="200" w:line="300"/>
       </w:pPr>
       <w:r>
@@ -1066,7 +1066,7 @@
         <w:pBdr>
           <w:bottom w:val="single" w:color="ED7D31" w:sz="4"/>
         </w:pBdr>
-        <w:shd w:fill="FCE4D6" w:val="solid"/>
+        <w:shd w:fill="FCE4D6" w:val="clear" w:color="auto"/>
         <w:spacing w:after="100" w:before="200" w:line="300"/>
       </w:pPr>
       <w:r>
@@ -1203,7 +1203,7 @@
           <w:top w:val="double" w:color="1F3864" w:sz="18"/>
           <w:bottom w:val="double" w:color="1F3864" w:sz="18"/>
         </w:pBdr>
-        <w:shd w:fill="DAE3F3" w:val="solid"/>
+        <w:shd w:fill="DAE3F3" w:val="clear" w:color="auto"/>
         <w:spacing w:after="240" w:before="240" w:line="360"/>
         <w:jc w:val="center"/>
       </w:pPr>
@@ -1239,7 +1239,7 @@
         <w:pBdr>
           <w:top w:val="single" w:color="1F3864" w:sz="12"/>
         </w:pBdr>
-        <w:shd w:fill="DAE3F3" w:val="solid"/>
+        <w:shd w:fill="DAE3F3" w:val="clear" w:color="auto"/>
         <w:spacing w:after="0" w:before="200"/>
       </w:pPr>
       <w:r>
@@ -1261,7 +1261,7 @@
         <w:pBdr>
           <w:bottom w:val="single" w:color="1F3864" w:sz="4"/>
         </w:pBdr>
-        <w:shd w:fill="FAFAFA" w:val="solid"/>
+        <w:shd w:fill="FAFAFA" w:val="clear" w:color="auto"/>
         <w:spacing w:after="200" w:before="0"/>
       </w:pPr>
       <w:r>
@@ -1283,7 +1283,7 @@
         <w:pBdr>
           <w:top w:val="single" w:color="1F3864" w:sz="12"/>
         </w:pBdr>
-        <w:shd w:fill="DAE3F3" w:val="solid"/>
+        <w:shd w:fill="DAE3F3" w:val="clear" w:color="auto"/>
         <w:spacing w:after="0" w:before="200"/>
       </w:pPr>
       <w:r>
@@ -1305,7 +1305,7 @@
         <w:pBdr>
           <w:bottom w:val="single" w:color="1F3864" w:sz="4"/>
         </w:pBdr>
-        <w:shd w:fill="FAFAFA" w:val="solid"/>
+        <w:shd w:fill="FAFAFA" w:val="clear" w:color="auto"/>
         <w:spacing w:after="200" w:before="0"/>
       </w:pPr>
       <w:r>
@@ -1327,7 +1327,7 @@
         <w:pBdr>
           <w:top w:val="single" w:color="1F3864" w:sz="12"/>
         </w:pBdr>
-        <w:shd w:fill="DAE3F3" w:val="solid"/>
+        <w:shd w:fill="DAE3F3" w:val="clear" w:color="auto"/>
         <w:spacing w:after="0" w:before="200"/>
       </w:pPr>
       <w:r>
@@ -1349,7 +1349,7 @@
         <w:pBdr>
           <w:bottom w:val="single" w:color="1F3864" w:sz="4"/>
         </w:pBdr>
-        <w:shd w:fill="FAFAFA" w:val="solid"/>
+        <w:shd w:fill="FAFAFA" w:val="clear" w:color="auto"/>
         <w:spacing w:after="200" w:before="0"/>
       </w:pPr>
       <w:r>
@@ -1372,7 +1372,7 @@
           <w:top w:val="single" w:color="ED7D31" w:sz="12"/>
           <w:bottom w:val="single" w:color="ED7D31" w:sz="12"/>
         </w:pBdr>
-        <w:shd w:fill="FCE4D6" w:val="solid"/>
+        <w:shd w:fill="FCE4D6" w:val="clear" w:color="auto"/>
         <w:spacing w:after="200" w:before="200"/>
       </w:pPr>
       <w:r>
@@ -1441,7 +1441,7 @@
           <w:top w:val="double" w:color="375623" w:sz="18"/>
           <w:bottom w:val="double" w:color="375623" w:sz="18"/>
         </w:pBdr>
-        <w:shd w:fill="E2EFDA" w:val="solid"/>
+        <w:shd w:fill="E2EFDA" w:val="clear" w:color="auto"/>
         <w:spacing w:after="240" w:before="240" w:line="360"/>
         <w:jc w:val="center"/>
       </w:pPr>
@@ -1477,7 +1477,7 @@
         <w:pBdr>
           <w:bottom w:val="single" w:color="375623" w:sz="4"/>
         </w:pBdr>
-        <w:shd w:fill="E2EFDA" w:val="solid"/>
+        <w:shd w:fill="E2EFDA" w:val="clear" w:color="auto"/>
         <w:spacing w:after="100" w:before="200" w:line="300"/>
       </w:pPr>
       <w:r>
@@ -1515,7 +1515,7 @@
         <w:tc>
           <w:tcPr>
             <w:tcW w:type="pct" w:w="30%"/>
-            <w:shd w:fill="375623" w:val="solid"/>
+            <w:shd w:fill="375623" w:val="clear" w:color="auto"/>
             <w:tcMar>
               <w:top w:type="dxa" w:w="60"/>
               <w:left w:type="dxa" w:w="100"/>
@@ -1547,7 +1547,7 @@
         <w:tc>
           <w:tcPr>
             <w:tcW w:type="pct" w:w="26%"/>
-            <w:shd w:fill="375623" w:val="solid"/>
+            <w:shd w:fill="375623" w:val="clear" w:color="auto"/>
             <w:tcMar>
               <w:top w:type="dxa" w:w="60"/>
               <w:left w:type="dxa" w:w="100"/>
@@ -1579,7 +1579,7 @@
         <w:tc>
           <w:tcPr>
             <w:tcW w:type="pct" w:w="44%"/>
-            <w:shd w:fill="375623" w:val="solid"/>
+            <w:shd w:fill="375623" w:val="clear" w:color="auto"/>
             <w:tcMar>
               <w:top w:type="dxa" w:w="60"/>
               <w:left w:type="dxa" w:w="100"/>
@@ -1612,7 +1612,7 @@
       <w:tr>
         <w:tc>
           <w:tcPr>
-            <w:shd w:fill="E2EFDA" w:val="solid"/>
+            <w:shd w:fill="E2EFDA" w:val="clear" w:color="auto"/>
             <w:tcMar>
               <w:top w:type="dxa" w:w="60"/>
               <w:left w:type="dxa" w:w="100"/>
@@ -1705,7 +1705,7 @@
       <w:tr>
         <w:tc>
           <w:tcPr>
-            <w:shd w:fill="E2EFDA" w:val="solid"/>
+            <w:shd w:fill="E2EFDA" w:val="clear" w:color="auto"/>
             <w:tcMar>
               <w:top w:type="dxa" w:w="60"/>
               <w:left w:type="dxa" w:w="100"/>
@@ -1798,7 +1798,7 @@
       <w:tr>
         <w:tc>
           <w:tcPr>
-            <w:shd w:fill="E2EFDA" w:val="solid"/>
+            <w:shd w:fill="E2EFDA" w:val="clear" w:color="auto"/>
             <w:tcMar>
               <w:top w:type="dxa" w:w="60"/>
               <w:left w:type="dxa" w:w="100"/>
@@ -1891,7 +1891,7 @@
       <w:tr>
         <w:tc>
           <w:tcPr>
-            <w:shd w:fill="E2EFDA" w:val="solid"/>
+            <w:shd w:fill="E2EFDA" w:val="clear" w:color="auto"/>
             <w:tcMar>
               <w:top w:type="dxa" w:w="60"/>
               <w:left w:type="dxa" w:w="100"/>
@@ -1984,7 +1984,7 @@
       <w:tr>
         <w:tc>
           <w:tcPr>
-            <w:shd w:fill="E2EFDA" w:val="solid"/>
+            <w:shd w:fill="E2EFDA" w:val="clear" w:color="auto"/>
             <w:tcMar>
               <w:top w:type="dxa" w:w="60"/>
               <w:left w:type="dxa" w:w="100"/>
@@ -2077,7 +2077,7 @@
       <w:tr>
         <w:tc>
           <w:tcPr>
-            <w:shd w:fill="E2EFDA" w:val="solid"/>
+            <w:shd w:fill="E2EFDA" w:val="clear" w:color="auto"/>
             <w:tcMar>
               <w:top w:type="dxa" w:w="60"/>
               <w:left w:type="dxa" w:w="100"/>
@@ -2170,7 +2170,7 @@
       <w:tr>
         <w:tc>
           <w:tcPr>
-            <w:shd w:fill="FCE4D6" w:val="solid"/>
+            <w:shd w:fill="FCE4D6" w:val="clear" w:color="auto"/>
             <w:tcMar>
               <w:top w:type="dxa" w:w="60"/>
               <w:left w:type="dxa" w:w="100"/>
@@ -2263,7 +2263,7 @@
       <w:tr>
         <w:tc>
           <w:tcPr>
-            <w:shd w:fill="E2EFDA" w:val="solid"/>
+            <w:shd w:fill="E2EFDA" w:val="clear" w:color="auto"/>
             <w:tcMar>
               <w:top w:type="dxa" w:w="60"/>
               <w:left w:type="dxa" w:w="100"/>
@@ -2356,7 +2356,7 @@
       <w:tr>
         <w:tc>
           <w:tcPr>
-            <w:shd w:fill="E2EFDA" w:val="solid"/>
+            <w:shd w:fill="E2EFDA" w:val="clear" w:color="auto"/>
             <w:tcMar>
               <w:top w:type="dxa" w:w="60"/>
               <w:left w:type="dxa" w:w="100"/>
@@ -2452,7 +2452,7 @@
         <w:pBdr>
           <w:bottom w:val="single" w:color="375623" w:sz="4"/>
         </w:pBdr>
-        <w:shd w:fill="E2EFDA" w:val="solid"/>
+        <w:shd w:fill="E2EFDA" w:val="clear" w:color="auto"/>
         <w:spacing w:after="100" w:before="240" w:line="300"/>
       </w:pPr>
       <w:r>
@@ -2540,7 +2540,7 @@
           <w:top w:val="single" w:color="ED7D31" w:sz="12"/>
           <w:bottom w:val="single" w:color="ED7D31" w:sz="12"/>
         </w:pBdr>
-        <w:shd w:fill="FCE4D6" w:val="solid"/>
+        <w:shd w:fill="FCE4D6" w:val="clear" w:color="auto"/>
         <w:spacing w:after="200" w:before="200"/>
       </w:pPr>
       <w:r>
@@ -2589,7 +2589,7 @@
         <w:pBdr>
           <w:bottom w:val="single" w:color="375623" w:sz="4"/>
         </w:pBdr>
-        <w:shd w:fill="E2EFDA" w:val="solid"/>
+        <w:shd w:fill="E2EFDA" w:val="clear" w:color="auto"/>
         <w:spacing w:after="100" w:before="240" w:line="300"/>
       </w:pPr>
       <w:r>
@@ -2676,7 +2676,7 @@
         <w:pBdr>
           <w:bottom w:val="single" w:color="375623" w:sz="4"/>
         </w:pBdr>
-        <w:shd w:fill="E2EFDA" w:val="solid"/>
+        <w:shd w:fill="E2EFDA" w:val="clear" w:color="auto"/>
         <w:spacing w:after="100" w:before="200" w:line="300"/>
       </w:pPr>
       <w:r>
@@ -2832,7 +2832,7 @@
           <w:top w:val="double" w:color="2E75B6" w:sz="18"/>
           <w:bottom w:val="double" w:color="2E75B6" w:sz="18"/>
         </w:pBdr>
-        <w:shd w:fill="DAE3F3" w:val="solid"/>
+        <w:shd w:fill="DAE3F3" w:val="clear" w:color="auto"/>
         <w:spacing w:after="240" w:before="240" w:line="360"/>
         <w:jc w:val="center"/>
       </w:pPr>
@@ -2868,7 +2868,7 @@
         <w:pBdr>
           <w:top w:val="single" w:color="1F3864" w:sz="12"/>
         </w:pBdr>
-        <w:shd w:fill="DAE3F3" w:val="solid"/>
+        <w:shd w:fill="DAE3F3" w:val="clear" w:color="auto"/>
         <w:spacing w:after="0" w:before="200"/>
       </w:pPr>
       <w:r>
@@ -2890,7 +2890,7 @@
         <w:pBdr>
           <w:bottom w:val="single" w:color="1F3864" w:sz="4"/>
         </w:pBdr>
-        <w:shd w:fill="FAFAFA" w:val="solid"/>
+        <w:shd w:fill="FAFAFA" w:val="clear" w:color="auto"/>
         <w:spacing w:after="200" w:before="0"/>
       </w:pPr>
       <w:r>
@@ -2912,7 +2912,7 @@
         <w:pBdr>
           <w:bottom w:val="single" w:color="2E75B6" w:sz="4"/>
         </w:pBdr>
-        <w:shd w:fill="DAE3F3" w:val="solid"/>
+        <w:shd w:fill="DAE3F3" w:val="clear" w:color="auto"/>
         <w:spacing w:after="100" w:before="240" w:line="300"/>
       </w:pPr>
       <w:r>
@@ -2950,7 +2950,7 @@
         <w:tc>
           <w:tcPr>
             <w:tcW w:type="pct" w:w="20%"/>
-            <w:shd w:fill="2E75B6" w:val="solid"/>
+            <w:shd w:fill="2E75B6" w:val="clear" w:color="auto"/>
             <w:tcMar>
               <w:top w:type="dxa" w:w="60"/>
               <w:left w:type="dxa" w:w="100"/>
@@ -2982,7 +2982,7 @@
         <w:tc>
           <w:tcPr>
             <w:tcW w:type="pct" w:w="50%"/>
-            <w:shd w:fill="2E75B6" w:val="solid"/>
+            <w:shd w:fill="2E75B6" w:val="clear" w:color="auto"/>
             <w:tcMar>
               <w:top w:type="dxa" w:w="60"/>
               <w:left w:type="dxa" w:w="100"/>
@@ -3014,7 +3014,7 @@
         <w:tc>
           <w:tcPr>
             <w:tcW w:type="pct" w:w="30%"/>
-            <w:shd w:fill="2E75B6" w:val="solid"/>
+            <w:shd w:fill="2E75B6" w:val="clear" w:color="auto"/>
             <w:tcMar>
               <w:top w:type="dxa" w:w="60"/>
               <w:left w:type="dxa" w:w="100"/>
@@ -3047,7 +3047,7 @@
       <w:tr>
         <w:tc>
           <w:tcPr>
-            <w:shd w:fill="DAE3F3" w:val="solid"/>
+            <w:shd w:fill="DAE3F3" w:val="clear" w:color="auto"/>
             <w:tcMar>
               <w:top w:type="dxa" w:w="60"/>
               <w:left w:type="dxa" w:w="100"/>
@@ -3140,7 +3140,7 @@
       <w:tr>
         <w:tc>
           <w:tcPr>
-            <w:shd w:fill="DAE3F3" w:val="solid"/>
+            <w:shd w:fill="DAE3F3" w:val="clear" w:color="auto"/>
             <w:tcMar>
               <w:top w:type="dxa" w:w="60"/>
               <w:left w:type="dxa" w:w="100"/>
@@ -3233,7 +3233,7 @@
       <w:tr>
         <w:tc>
           <w:tcPr>
-            <w:shd w:fill="DAE3F3" w:val="solid"/>
+            <w:shd w:fill="DAE3F3" w:val="clear" w:color="auto"/>
             <w:tcMar>
               <w:top w:type="dxa" w:w="60"/>
               <w:left w:type="dxa" w:w="100"/>
@@ -3326,7 +3326,7 @@
       <w:tr>
         <w:tc>
           <w:tcPr>
-            <w:shd w:fill="DAE3F3" w:val="solid"/>
+            <w:shd w:fill="DAE3F3" w:val="clear" w:color="auto"/>
             <w:tcMar>
               <w:top w:type="dxa" w:w="60"/>
               <w:left w:type="dxa" w:w="100"/>
@@ -3419,7 +3419,7 @@
       <w:tr>
         <w:tc>
           <w:tcPr>
-            <w:shd w:fill="DAE3F3" w:val="solid"/>
+            <w:shd w:fill="DAE3F3" w:val="clear" w:color="auto"/>
             <w:tcMar>
               <w:top w:type="dxa" w:w="60"/>
               <w:left w:type="dxa" w:w="100"/>
@@ -3512,7 +3512,7 @@
       <w:tr>
         <w:tc>
           <w:tcPr>
-            <w:shd w:fill="EAD5F0" w:val="solid"/>
+            <w:shd w:fill="EAD5F0" w:val="clear" w:color="auto"/>
             <w:tcMar>
               <w:top w:type="dxa" w:w="60"/>
               <w:left w:type="dxa" w:w="100"/>
@@ -3609,7 +3609,7 @@
         <w:pBdr>
           <w:top w:val="single" w:color="1F3864" w:sz="12"/>
         </w:pBdr>
-        <w:shd w:fill="DAE3F3" w:val="solid"/>
+        <w:shd w:fill="DAE3F3" w:val="clear" w:color="auto"/>
         <w:spacing w:after="0" w:before="200"/>
       </w:pPr>
       <w:r>
@@ -3631,7 +3631,7 @@
         <w:pBdr>
           <w:bottom w:val="single" w:color="1F3864" w:sz="4"/>
         </w:pBdr>
-        <w:shd w:fill="FAFAFA" w:val="solid"/>
+        <w:shd w:fill="FAFAFA" w:val="clear" w:color="auto"/>
         <w:spacing w:after="200" w:before="0"/>
       </w:pPr>
       <w:r>
@@ -3673,7 +3673,7 @@
           <w:top w:val="double" w:color="C55A11" w:sz="18"/>
           <w:bottom w:val="double" w:color="C55A11" w:sz="18"/>
         </w:pBdr>
-        <w:shd w:fill="FCE4D6" w:val="solid"/>
+        <w:shd w:fill="FCE4D6" w:val="clear" w:color="auto"/>
         <w:spacing w:after="240" w:before="240" w:line="360"/>
         <w:jc w:val="center"/>
       </w:pPr>
@@ -3709,7 +3709,7 @@
         <w:pBdr>
           <w:bottom w:val="single" w:color="C55A11" w:sz="4"/>
         </w:pBdr>
-        <w:shd w:fill="FCE4D6" w:val="solid"/>
+        <w:shd w:fill="FCE4D6" w:val="clear" w:color="auto"/>
         <w:spacing w:after="100" w:before="240" w:line="300"/>
       </w:pPr>
       <w:r>
@@ -3732,7 +3732,7 @@
           <w:top w:val="double" w:color="C55A11" w:sz="18"/>
           <w:bottom w:val="double" w:color="C55A11" w:sz="18"/>
         </w:pBdr>
-        <w:shd w:fill="FCE4D6" w:val="solid"/>
+        <w:shd w:fill="FCE4D6" w:val="clear" w:color="auto"/>
         <w:spacing w:after="200" w:before="200"/>
         <w:jc w:val="center"/>
       </w:pPr>
@@ -3755,7 +3755,7 @@
         <w:pBdr>
           <w:bottom w:val="single" w:color="9333B0" w:sz="4"/>
         </w:pBdr>
-        <w:shd w:fill="EAD5F0" w:val="solid"/>
+        <w:shd w:fill="EAD5F0" w:val="clear" w:color="auto"/>
         <w:spacing w:after="100" w:before="200" w:line="300"/>
       </w:pPr>
       <w:r>
@@ -3778,7 +3778,7 @@
           <w:top w:val="single" w:color="9333B0" w:sz="12"/>
           <w:bottom w:val="single" w:color="9333B0" w:sz="12"/>
         </w:pBdr>
-        <w:shd w:fill="EAD5F0" w:val="solid"/>
+        <w:shd w:fill="EAD5F0" w:val="clear" w:color="auto"/>
         <w:spacing w:after="200" w:before="200"/>
         <w:jc w:val="center"/>
       </w:pPr>
@@ -3801,7 +3801,7 @@
         <w:pBdr>
           <w:bottom w:val="single" w:color="C55A11" w:sz="4"/>
         </w:pBdr>
-        <w:shd w:fill="FCE4D6" w:val="solid"/>
+        <w:shd w:fill="FCE4D6" w:val="clear" w:color="auto"/>
         <w:spacing w:after="100" w:before="240" w:line="300"/>
       </w:pPr>
       <w:r>
@@ -3841,7 +3841,7 @@
         <w:tc>
           <w:tcPr>
             <w:tcW w:type="pct" w:w="6%"/>
-            <w:shd w:fill="C55A11" w:val="solid"/>
+            <w:shd w:fill="C55A11" w:val="clear" w:color="auto"/>
             <w:tcMar>
               <w:top w:type="dxa" w:w="60"/>
               <w:left w:type="dxa" w:w="100"/>
@@ -3873,7 +3873,7 @@
         <w:tc>
           <w:tcPr>
             <w:tcW w:type="pct" w:w="30%"/>
-            <w:shd w:fill="C55A11" w:val="solid"/>
+            <w:shd w:fill="C55A11" w:val="clear" w:color="auto"/>
             <w:tcMar>
               <w:top w:type="dxa" w:w="60"/>
               <w:left w:type="dxa" w:w="100"/>
@@ -3905,7 +3905,7 @@
         <w:tc>
           <w:tcPr>
             <w:tcW w:type="pct" w:w="44%"/>
-            <w:shd w:fill="C55A11" w:val="solid"/>
+            <w:shd w:fill="C55A11" w:val="clear" w:color="auto"/>
             <w:tcMar>
               <w:top w:type="dxa" w:w="60"/>
               <w:left w:type="dxa" w:w="100"/>
@@ -3937,7 +3937,7 @@
         <w:tc>
           <w:tcPr>
             <w:tcW w:type="pct" w:w="12%"/>
-            <w:shd w:fill="C55A11" w:val="solid"/>
+            <w:shd w:fill="C55A11" w:val="clear" w:color="auto"/>
             <w:tcMar>
               <w:top w:type="dxa" w:w="60"/>
               <w:left w:type="dxa" w:w="100"/>
@@ -3969,7 +3969,7 @@
         <w:tc>
           <w:tcPr>
             <w:tcW w:type="pct" w:w="8%"/>
-            <w:shd w:fill="C55A11" w:val="solid"/>
+            <w:shd w:fill="C55A11" w:val="clear" w:color="auto"/>
             <w:tcMar>
               <w:top w:type="dxa" w:w="60"/>
               <w:left w:type="dxa" w:w="100"/>
@@ -4002,7 +4002,7 @@
       <w:tr>
         <w:tc>
           <w:tcPr>
-            <w:shd w:fill="FCE4D6" w:val="solid"/>
+            <w:shd w:fill="FCE4D6" w:val="clear" w:color="auto"/>
             <w:tcMar>
               <w:top w:type="dxa" w:w="60"/>
               <w:left w:type="dxa" w:w="100"/>
@@ -4155,7 +4155,7 @@
       <w:tr>
         <w:tc>
           <w:tcPr>
-            <w:shd w:fill="FCE4D6" w:val="solid"/>
+            <w:shd w:fill="FCE4D6" w:val="clear" w:color="auto"/>
             <w:tcMar>
               <w:top w:type="dxa" w:w="60"/>
               <w:left w:type="dxa" w:w="100"/>
@@ -4308,7 +4308,7 @@
       <w:tr>
         <w:tc>
           <w:tcPr>
-            <w:shd w:fill="FCE4D6" w:val="solid"/>
+            <w:shd w:fill="FCE4D6" w:val="clear" w:color="auto"/>
             <w:tcMar>
               <w:top w:type="dxa" w:w="60"/>
               <w:left w:type="dxa" w:w="100"/>
@@ -4461,7 +4461,7 @@
       <w:tr>
         <w:tc>
           <w:tcPr>
-            <w:shd w:fill="FCE4D6" w:val="solid"/>
+            <w:shd w:fill="FCE4D6" w:val="clear" w:color="auto"/>
             <w:tcMar>
               <w:top w:type="dxa" w:w="60"/>
               <w:left w:type="dxa" w:w="100"/>
@@ -4614,7 +4614,7 @@
       <w:tr>
         <w:tc>
           <w:tcPr>
-            <w:shd w:fill="FCE4D6" w:val="solid"/>
+            <w:shd w:fill="FCE4D6" w:val="clear" w:color="auto"/>
             <w:tcMar>
               <w:top w:type="dxa" w:w="60"/>
               <w:left w:type="dxa" w:w="100"/>
@@ -4767,7 +4767,7 @@
       <w:tr>
         <w:tc>
           <w:tcPr>
-            <w:shd w:fill="EAD5F0" w:val="solid"/>
+            <w:shd w:fill="EAD5F0" w:val="clear" w:color="auto"/>
             <w:tcMar>
               <w:top w:type="dxa" w:w="60"/>
               <w:left w:type="dxa" w:w="100"/>
@@ -4924,7 +4924,7 @@
           <w:top w:val="single" w:color="ED7D31" w:sz="12"/>
           <w:bottom w:val="single" w:color="ED7D31" w:sz="12"/>
         </w:pBdr>
-        <w:shd w:fill="FCE4D6" w:val="solid"/>
+        <w:shd w:fill="FCE4D6" w:val="clear" w:color="auto"/>
         <w:spacing w:after="200" w:before="200"/>
       </w:pPr>
       <w:r>
@@ -4993,7 +4993,7 @@
           <w:top w:val="double" w:color="7030A0" w:sz="18"/>
           <w:bottom w:val="double" w:color="7030A0" w:sz="18"/>
         </w:pBdr>
-        <w:shd w:fill="E4D6F0" w:val="solid"/>
+        <w:shd w:fill="E4D6F0" w:val="clear" w:color="auto"/>
         <w:spacing w:after="240" w:before="240" w:line="360"/>
         <w:jc w:val="center"/>
       </w:pPr>
@@ -5029,7 +5029,7 @@
         <w:pBdr>
           <w:top w:val="single" w:color="1F3864" w:sz="12"/>
         </w:pBdr>
-        <w:shd w:fill="DAE3F3" w:val="solid"/>
+        <w:shd w:fill="DAE3F3" w:val="clear" w:color="auto"/>
         <w:spacing w:after="0" w:before="200"/>
       </w:pPr>
       <w:r>
@@ -5051,7 +5051,7 @@
         <w:pBdr>
           <w:bottom w:val="single" w:color="1F3864" w:sz="4"/>
         </w:pBdr>
-        <w:shd w:fill="FAFAFA" w:val="solid"/>
+        <w:shd w:fill="FAFAFA" w:val="clear" w:color="auto"/>
         <w:spacing w:after="200" w:before="0"/>
       </w:pPr>
       <w:r>
@@ -5073,7 +5073,7 @@
         <w:pBdr>
           <w:bottom w:val="single" w:color="7030A0" w:sz="4"/>
         </w:pBdr>
-        <w:shd w:fill="E4D6F0" w:val="solid"/>
+        <w:shd w:fill="E4D6F0" w:val="clear" w:color="auto"/>
         <w:spacing w:after="100" w:before="240" w:line="300"/>
       </w:pPr>
       <w:r>
@@ -5113,7 +5113,7 @@
         <w:tc>
           <w:tcPr>
             <w:tcW w:type="pct" w:w="6%"/>
-            <w:shd w:fill="7030A0" w:val="solid"/>
+            <w:shd w:fill="7030A0" w:val="clear" w:color="auto"/>
             <w:tcMar>
               <w:top w:type="dxa" w:w="60"/>
               <w:left w:type="dxa" w:w="100"/>
@@ -5145,7 +5145,7 @@
         <w:tc>
           <w:tcPr>
             <w:tcW w:type="pct" w:w="22%"/>
-            <w:shd w:fill="7030A0" w:val="solid"/>
+            <w:shd w:fill="7030A0" w:val="clear" w:color="auto"/>
             <w:tcMar>
               <w:top w:type="dxa" w:w="60"/>
               <w:left w:type="dxa" w:w="100"/>
@@ -5177,7 +5177,7 @@
         <w:tc>
           <w:tcPr>
             <w:tcW w:type="pct" w:w="25%"/>
-            <w:shd w:fill="7030A0" w:val="solid"/>
+            <w:shd w:fill="7030A0" w:val="clear" w:color="auto"/>
             <w:tcMar>
               <w:top w:type="dxa" w:w="60"/>
               <w:left w:type="dxa" w:w="100"/>
@@ -5209,7 +5209,7 @@
         <w:tc>
           <w:tcPr>
             <w:tcW w:type="pct" w:w="35%"/>
-            <w:shd w:fill="7030A0" w:val="solid"/>
+            <w:shd w:fill="7030A0" w:val="clear" w:color="auto"/>
             <w:tcMar>
               <w:top w:type="dxa" w:w="60"/>
               <w:left w:type="dxa" w:w="100"/>
@@ -5241,7 +5241,7 @@
         <w:tc>
           <w:tcPr>
             <w:tcW w:type="pct" w:w="12%"/>
-            <w:shd w:fill="7030A0" w:val="solid"/>
+            <w:shd w:fill="7030A0" w:val="clear" w:color="auto"/>
             <w:tcMar>
               <w:top w:type="dxa" w:w="60"/>
               <w:left w:type="dxa" w:w="100"/>
@@ -5274,7 +5274,7 @@
       <w:tr>
         <w:tc>
           <w:tcPr>
-            <w:shd w:fill="EAD5F0" w:val="solid"/>
+            <w:shd w:fill="EAD5F0" w:val="clear" w:color="auto"/>
             <w:tcMar>
               <w:top w:type="dxa" w:w="60"/>
               <w:left w:type="dxa" w:w="100"/>
@@ -5427,7 +5427,7 @@
       <w:tr>
         <w:tc>
           <w:tcPr>
-            <w:shd w:fill="FCE4D6" w:val="solid"/>
+            <w:shd w:fill="FCE4D6" w:val="clear" w:color="auto"/>
             <w:tcMar>
               <w:top w:type="dxa" w:w="60"/>
               <w:left w:type="dxa" w:w="100"/>
@@ -5580,7 +5580,7 @@
       <w:tr>
         <w:tc>
           <w:tcPr>
-            <w:shd w:fill="E4D6F0" w:val="solid"/>
+            <w:shd w:fill="E4D6F0" w:val="clear" w:color="auto"/>
             <w:tcMar>
               <w:top w:type="dxa" w:w="60"/>
               <w:left w:type="dxa" w:w="100"/>
@@ -5733,7 +5733,7 @@
       <w:tr>
         <w:tc>
           <w:tcPr>
-            <w:shd w:fill="E4D6F0" w:val="solid"/>
+            <w:shd w:fill="E4D6F0" w:val="clear" w:color="auto"/>
             <w:tcMar>
               <w:top w:type="dxa" w:w="60"/>
               <w:left w:type="dxa" w:w="100"/>
@@ -5886,7 +5886,7 @@
       <w:tr>
         <w:tc>
           <w:tcPr>
-            <w:shd w:fill="E4D6F0" w:val="solid"/>
+            <w:shd w:fill="E4D6F0" w:val="clear" w:color="auto"/>
             <w:tcMar>
               <w:top w:type="dxa" w:w="60"/>
               <w:left w:type="dxa" w:w="100"/>
@@ -6043,7 +6043,7 @@
           <w:top w:val="single" w:color="ED7D31" w:sz="12"/>
           <w:bottom w:val="single" w:color="ED7D31" w:sz="12"/>
         </w:pBdr>
-        <w:shd w:fill="FCE4D6" w:val="solid"/>
+        <w:shd w:fill="FCE4D6" w:val="clear" w:color="auto"/>
         <w:spacing w:after="200" w:before="200"/>
       </w:pPr>
       <w:r>
@@ -6112,7 +6112,7 @@
           <w:top w:val="double" w:color="9333B0" w:sz="18"/>
           <w:bottom w:val="double" w:color="9333B0" w:sz="18"/>
         </w:pBdr>
-        <w:shd w:fill="EAD5F0" w:val="solid"/>
+        <w:shd w:fill="EAD5F0" w:val="clear" w:color="auto"/>
         <w:spacing w:after="240" w:before="240" w:line="360"/>
         <w:jc w:val="center"/>
       </w:pPr>
@@ -6149,7 +6149,7 @@
           <w:top w:val="single" w:color="9333B0" w:sz="12"/>
           <w:bottom w:val="single" w:color="9333B0" w:sz="12"/>
         </w:pBdr>
-        <w:shd w:fill="EAD5F0" w:val="solid"/>
+        <w:shd w:fill="EAD5F0" w:val="clear" w:color="auto"/>
         <w:spacing w:after="200" w:before="200"/>
       </w:pPr>
       <w:r>
@@ -6184,7 +6184,7 @@
         <w:pBdr>
           <w:bottom w:val="single" w:color="9333B0" w:sz="4"/>
         </w:pBdr>
-        <w:shd w:fill="EAD5F0" w:val="solid"/>
+        <w:shd w:fill="EAD5F0" w:val="clear" w:color="auto"/>
         <w:spacing w:after="100" w:before="240" w:line="300"/>
       </w:pPr>
       <w:r>
@@ -6223,7 +6223,7 @@
         <w:tc>
           <w:tcPr>
             <w:tcW w:type="pct" w:w="6%"/>
-            <w:shd w:fill="9333B0" w:val="solid"/>
+            <w:shd w:fill="9333B0" w:val="clear" w:color="auto"/>
             <w:tcMar>
               <w:top w:type="dxa" w:w="60"/>
               <w:left w:type="dxa" w:w="100"/>
@@ -6255,7 +6255,7 @@
         <w:tc>
           <w:tcPr>
             <w:tcW w:type="pct" w:w="30%"/>
-            <w:shd w:fill="9333B0" w:val="solid"/>
+            <w:shd w:fill="9333B0" w:val="clear" w:color="auto"/>
             <w:tcMar>
               <w:top w:type="dxa" w:w="60"/>
               <w:left w:type="dxa" w:w="100"/>
@@ -6287,7 +6287,7 @@
         <w:tc>
           <w:tcPr>
             <w:tcW w:type="pct" w:w="28%"/>
-            <w:shd w:fill="9333B0" w:val="solid"/>
+            <w:shd w:fill="9333B0" w:val="clear" w:color="auto"/>
             <w:tcMar>
               <w:top w:type="dxa" w:w="60"/>
               <w:left w:type="dxa" w:w="100"/>
@@ -6319,7 +6319,7 @@
         <w:tc>
           <w:tcPr>
             <w:tcW w:type="pct" w:w="36%"/>
-            <w:shd w:fill="9333B0" w:val="solid"/>
+            <w:shd w:fill="9333B0" w:val="clear" w:color="auto"/>
             <w:tcMar>
               <w:top w:type="dxa" w:w="60"/>
               <w:left w:type="dxa" w:w="100"/>
@@ -6352,7 +6352,7 @@
       <w:tr>
         <w:tc>
           <w:tcPr>
-            <w:shd w:fill="EAD5F0" w:val="solid"/>
+            <w:shd w:fill="EAD5F0" w:val="clear" w:color="auto"/>
             <w:tcMar>
               <w:top w:type="dxa" w:w="60"/>
               <w:left w:type="dxa" w:w="100"/>
@@ -6475,7 +6475,7 @@
       <w:tr>
         <w:tc>
           <w:tcPr>
-            <w:shd w:fill="EAD5F0" w:val="solid"/>
+            <w:shd w:fill="EAD5F0" w:val="clear" w:color="auto"/>
             <w:tcMar>
               <w:top w:type="dxa" w:w="60"/>
               <w:left w:type="dxa" w:w="100"/>
@@ -6598,7 +6598,7 @@
       <w:tr>
         <w:tc>
           <w:tcPr>
-            <w:shd w:fill="EAD5F0" w:val="solid"/>
+            <w:shd w:fill="EAD5F0" w:val="clear" w:color="auto"/>
             <w:tcMar>
               <w:top w:type="dxa" w:w="60"/>
               <w:left w:type="dxa" w:w="100"/>
@@ -6721,7 +6721,7 @@
       <w:tr>
         <w:tc>
           <w:tcPr>
-            <w:shd w:fill="EAD5F0" w:val="solid"/>
+            <w:shd w:fill="EAD5F0" w:val="clear" w:color="auto"/>
             <w:tcMar>
               <w:top w:type="dxa" w:w="60"/>
               <w:left w:type="dxa" w:w="100"/>
@@ -6844,7 +6844,7 @@
       <w:tr>
         <w:tc>
           <w:tcPr>
-            <w:shd w:fill="EAD5F0" w:val="solid"/>
+            <w:shd w:fill="EAD5F0" w:val="clear" w:color="auto"/>
             <w:tcMar>
               <w:top w:type="dxa" w:w="60"/>
               <w:left w:type="dxa" w:w="100"/>
@@ -6970,7 +6970,7 @@
         <w:pBdr>
           <w:bottom w:val="single" w:color="9333B0" w:sz="4"/>
         </w:pBdr>
-        <w:shd w:fill="EAD5F0" w:val="solid"/>
+        <w:shd w:fill="EAD5F0" w:val="clear" w:color="auto"/>
         <w:spacing w:after="100" w:before="240" w:line="300"/>
       </w:pPr>
       <w:r>
@@ -7008,7 +7008,7 @@
         <w:tc>
           <w:tcPr>
             <w:tcW w:type="pct" w:w="18%"/>
-            <w:shd w:fill="9333B0" w:val="solid"/>
+            <w:shd w:fill="9333B0" w:val="clear" w:color="auto"/>
             <w:tcMar>
               <w:top w:type="dxa" w:w="60"/>
               <w:left w:type="dxa" w:w="100"/>
@@ -7040,7 +7040,7 @@
         <w:tc>
           <w:tcPr>
             <w:tcW w:type="pct" w:w="38%"/>
-            <w:shd w:fill="9333B0" w:val="solid"/>
+            <w:shd w:fill="9333B0" w:val="clear" w:color="auto"/>
             <w:tcMar>
               <w:top w:type="dxa" w:w="60"/>
               <w:left w:type="dxa" w:w="100"/>
@@ -7072,7 +7072,7 @@
         <w:tc>
           <w:tcPr>
             <w:tcW w:type="pct" w:w="44%"/>
-            <w:shd w:fill="9333B0" w:val="solid"/>
+            <w:shd w:fill="9333B0" w:val="clear" w:color="auto"/>
             <w:tcMar>
               <w:top w:type="dxa" w:w="60"/>
               <w:left w:type="dxa" w:w="100"/>
@@ -7105,7 +7105,7 @@
       <w:tr>
         <w:tc>
           <w:tcPr>
-            <w:shd w:fill="EAD5F0" w:val="solid"/>
+            <w:shd w:fill="EAD5F0" w:val="clear" w:color="auto"/>
             <w:tcMar>
               <w:top w:type="dxa" w:w="60"/>
               <w:left w:type="dxa" w:w="100"/>
@@ -7199,7 +7199,7 @@
       <w:tr>
         <w:tc>
           <w:tcPr>
-            <w:shd w:fill="EAD5F0" w:val="solid"/>
+            <w:shd w:fill="EAD5F0" w:val="clear" w:color="auto"/>
             <w:tcMar>
               <w:top w:type="dxa" w:w="60"/>
               <w:left w:type="dxa" w:w="100"/>
@@ -7293,7 +7293,7 @@
       <w:tr>
         <w:tc>
           <w:tcPr>
-            <w:shd w:fill="EAD5F0" w:val="solid"/>
+            <w:shd w:fill="EAD5F0" w:val="clear" w:color="auto"/>
             <w:tcMar>
               <w:top w:type="dxa" w:w="60"/>
               <w:left w:type="dxa" w:w="100"/>
@@ -7410,7 +7410,7 @@
           <w:top w:val="double" w:color="0F4F73" w:sz="18"/>
           <w:bottom w:val="double" w:color="0F4F73" w:sz="18"/>
         </w:pBdr>
-        <w:shd w:fill="D6E4F0" w:val="solid"/>
+        <w:shd w:fill="D6E4F0" w:val="clear" w:color="auto"/>
         <w:spacing w:after="240" w:before="240" w:line="360"/>
         <w:jc w:val="center"/>
       </w:pPr>
@@ -7446,7 +7446,7 @@
         <w:pBdr>
           <w:top w:val="single" w:color="1F3864" w:sz="12"/>
         </w:pBdr>
-        <w:shd w:fill="DAE3F3" w:val="solid"/>
+        <w:shd w:fill="DAE3F3" w:val="clear" w:color="auto"/>
         <w:spacing w:after="0" w:before="200"/>
       </w:pPr>
       <w:r>
@@ -7468,7 +7468,7 @@
         <w:pBdr>
           <w:bottom w:val="single" w:color="1F3864" w:sz="4"/>
         </w:pBdr>
-        <w:shd w:fill="FAFAFA" w:val="solid"/>
+        <w:shd w:fill="FAFAFA" w:val="clear" w:color="auto"/>
         <w:spacing w:after="200" w:before="0"/>
       </w:pPr>
       <w:r>
@@ -7490,7 +7490,7 @@
         <w:pBdr>
           <w:bottom w:val="single" w:color="0F4F73" w:sz="4"/>
         </w:pBdr>
-        <w:shd w:fill="D6E4F0" w:val="solid"/>
+        <w:shd w:fill="D6E4F0" w:val="clear" w:color="auto"/>
         <w:spacing w:after="100" w:before="240" w:line="300"/>
       </w:pPr>
       <w:r>
@@ -7704,7 +7704,7 @@
         <w:pBdr>
           <w:bottom w:val="single" w:color="0F4F73" w:sz="4"/>
         </w:pBdr>
-        <w:shd w:fill="D6E4F0" w:val="solid"/>
+        <w:shd w:fill="D6E4F0" w:val="clear" w:color="auto"/>
         <w:spacing w:after="100" w:before="240" w:line="300"/>
       </w:pPr>
       <w:r>
@@ -7743,7 +7743,7 @@
         <w:tc>
           <w:tcPr>
             <w:tcW w:type="pct" w:w="12%"/>
-            <w:shd w:fill="0F4F73" w:val="solid"/>
+            <w:shd w:fill="0F4F73" w:val="clear" w:color="auto"/>
             <w:tcMar>
               <w:top w:type="dxa" w:w="60"/>
               <w:left w:type="dxa" w:w="100"/>
@@ -7775,7 +7775,7 @@
         <w:tc>
           <w:tcPr>
             <w:tcW w:type="pct" w:w="22%"/>
-            <w:shd w:fill="0F4F73" w:val="solid"/>
+            <w:shd w:fill="0F4F73" w:val="clear" w:color="auto"/>
             <w:tcMar>
               <w:top w:type="dxa" w:w="60"/>
               <w:left w:type="dxa" w:w="100"/>
@@ -7807,7 +7807,7 @@
         <w:tc>
           <w:tcPr>
             <w:tcW w:type="pct" w:w="44%"/>
-            <w:shd w:fill="0F4F73" w:val="solid"/>
+            <w:shd w:fill="0F4F73" w:val="clear" w:color="auto"/>
             <w:tcMar>
               <w:top w:type="dxa" w:w="60"/>
               <w:left w:type="dxa" w:w="100"/>
@@ -7839,7 +7839,7 @@
         <w:tc>
           <w:tcPr>
             <w:tcW w:type="pct" w:w="22%"/>
-            <w:shd w:fill="0F4F73" w:val="solid"/>
+            <w:shd w:fill="0F4F73" w:val="clear" w:color="auto"/>
             <w:tcMar>
               <w:top w:type="dxa" w:w="60"/>
               <w:left w:type="dxa" w:w="100"/>
@@ -7872,7 +7872,7 @@
       <w:tr>
         <w:tc>
           <w:tcPr>
-            <w:shd w:fill="D6E4F0" w:val="solid"/>
+            <w:shd w:fill="D6E4F0" w:val="clear" w:color="auto"/>
             <w:tcMar>
               <w:top w:type="dxa" w:w="60"/>
               <w:left w:type="dxa" w:w="100"/>
@@ -7995,7 +7995,7 @@
       <w:tr>
         <w:tc>
           <w:tcPr>
-            <w:shd w:fill="FCE4D6" w:val="solid"/>
+            <w:shd w:fill="FCE4D6" w:val="clear" w:color="auto"/>
             <w:tcMar>
               <w:top w:type="dxa" w:w="60"/>
               <w:left w:type="dxa" w:w="100"/>
@@ -8118,7 +8118,7 @@
       <w:tr>
         <w:tc>
           <w:tcPr>
-            <w:shd w:fill="E2EFDA" w:val="solid"/>
+            <w:shd w:fill="E2EFDA" w:val="clear" w:color="auto"/>
             <w:tcMar>
               <w:top w:type="dxa" w:w="60"/>
               <w:left w:type="dxa" w:w="100"/>
@@ -8244,7 +8244,7 @@
         <w:pBdr>
           <w:bottom w:val="single" w:color="0F4F73" w:sz="4"/>
         </w:pBdr>
-        <w:shd w:fill="D6E4F0" w:val="solid"/>
+        <w:shd w:fill="D6E4F0" w:val="clear" w:color="auto"/>
         <w:spacing w:after="100" w:before="240" w:line="300"/>
       </w:pPr>
       <w:r>
@@ -8332,7 +8332,7 @@
           <w:top w:val="single" w:color="ED7D31" w:sz="12"/>
           <w:bottom w:val="single" w:color="ED7D31" w:sz="12"/>
         </w:pBdr>
-        <w:shd w:fill="FCE4D6" w:val="solid"/>
+        <w:shd w:fill="FCE4D6" w:val="clear" w:color="auto"/>
         <w:spacing w:after="200" w:before="200"/>
       </w:pPr>
       <w:r>
@@ -8401,7 +8401,7 @@
           <w:top w:val="double" w:color="404040" w:sz="18"/>
           <w:bottom w:val="double" w:color="404040" w:sz="18"/>
         </w:pBdr>
-        <w:shd w:fill="E2E8F0" w:val="solid"/>
+        <w:shd w:fill="E2E8F0" w:val="clear" w:color="auto"/>
         <w:spacing w:after="240" w:before="240" w:line="360"/>
         <w:jc w:val="center"/>
       </w:pPr>
@@ -8437,7 +8437,7 @@
         <w:pBdr>
           <w:top w:val="single" w:color="1F3864" w:sz="12"/>
         </w:pBdr>
-        <w:shd w:fill="DAE3F3" w:val="solid"/>
+        <w:shd w:fill="DAE3F3" w:val="clear" w:color="auto"/>
         <w:spacing w:after="0" w:before="200"/>
       </w:pPr>
       <w:r>
@@ -8459,7 +8459,7 @@
         <w:pBdr>
           <w:bottom w:val="single" w:color="1F3864" w:sz="4"/>
         </w:pBdr>
-        <w:shd w:fill="FAFAFA" w:val="solid"/>
+        <w:shd w:fill="FAFAFA" w:val="clear" w:color="auto"/>
         <w:spacing w:after="200" w:before="0"/>
       </w:pPr>
       <w:r>
@@ -8481,7 +8481,7 @@
         <w:pBdr>
           <w:top w:val="single" w:color="1F3864" w:sz="12"/>
         </w:pBdr>
-        <w:shd w:fill="DAE3F3" w:val="solid"/>
+        <w:shd w:fill="DAE3F3" w:val="clear" w:color="auto"/>
         <w:spacing w:after="0" w:before="200"/>
       </w:pPr>
       <w:r>
@@ -8503,7 +8503,7 @@
         <w:pBdr>
           <w:bottom w:val="single" w:color="1F3864" w:sz="4"/>
         </w:pBdr>
-        <w:shd w:fill="FAFAFA" w:val="solid"/>
+        <w:shd w:fill="FAFAFA" w:val="clear" w:color="auto"/>
         <w:spacing w:after="200" w:before="0"/>
       </w:pPr>
       <w:r>
@@ -8525,7 +8525,7 @@
         <w:pBdr>
           <w:top w:val="single" w:color="1F3864" w:sz="12"/>
         </w:pBdr>
-        <w:shd w:fill="DAE3F3" w:val="solid"/>
+        <w:shd w:fill="DAE3F3" w:val="clear" w:color="auto"/>
         <w:spacing w:after="0" w:before="200"/>
       </w:pPr>
       <w:r>
@@ -8547,7 +8547,7 @@
         <w:pBdr>
           <w:bottom w:val="single" w:color="1F3864" w:sz="4"/>
         </w:pBdr>
-        <w:shd w:fill="FAFAFA" w:val="solid"/>
+        <w:shd w:fill="FAFAFA" w:val="clear" w:color="auto"/>
         <w:spacing w:after="200" w:before="0"/>
       </w:pPr>
       <w:r>
@@ -8569,7 +8569,7 @@
         <w:pBdr>
           <w:top w:val="single" w:color="1F3864" w:sz="12"/>
         </w:pBdr>
-        <w:shd w:fill="DAE3F3" w:val="solid"/>
+        <w:shd w:fill="DAE3F3" w:val="clear" w:color="auto"/>
         <w:spacing w:after="0" w:before="200"/>
       </w:pPr>
       <w:r>
@@ -8591,7 +8591,7 @@
         <w:pBdr>
           <w:bottom w:val="single" w:color="1F3864" w:sz="4"/>
         </w:pBdr>
-        <w:shd w:fill="FAFAFA" w:val="solid"/>
+        <w:shd w:fill="FAFAFA" w:val="clear" w:color="auto"/>
         <w:spacing w:after="200" w:before="0"/>
       </w:pPr>
       <w:r>
@@ -8631,7 +8631,7 @@
         <w:pBdr>
           <w:bottom w:val="single" w:color="404040" w:sz="4"/>
         </w:pBdr>
-        <w:shd w:fill="E2E8F0" w:val="solid"/>
+        <w:shd w:fill="E2E8F0" w:val="clear" w:color="auto"/>
         <w:spacing w:after="100" w:before="240" w:line="300"/>
       </w:pPr>
       <w:r>
@@ -8767,7 +8767,7 @@
           <w:top w:val="double" w:color="1F3864" w:sz="18"/>
           <w:bottom w:val="double" w:color="1F3864" w:sz="18"/>
         </w:pBdr>
-        <w:shd w:fill="DAE3F3" w:val="solid"/>
+        <w:shd w:fill="DAE3F3" w:val="clear" w:color="auto"/>
         <w:spacing w:after="240" w:before="240"/>
         <w:jc w:val="center"/>
       </w:pPr>
@@ -8788,6 +8788,10 @@
     <w:sectPr>
       <w:headerReference w:type="default" r:id="rId7"/>
       <w:footerReference w:type="default" r:id="rId8"/>
+      <w:headerReference w:type="first" r:id="rId13"/>
+      <w:footerReference w:type="first" r:id="rId14"/>
+      <w:headerReference w:type="even" r:id="rId15"/>
+      <w:footerReference w:type="even" r:id="rId16"/>
       <w:pgSz w:w="11906" w:h="16838" w:orient="portrait"/>
       <w:pgMar w:top="1134" w:right="1134" w:bottom="1134" w:left="1134" w:header="708" w:footer="708" w:gutter="0"/>
       <w:pgNumType/>
@@ -8878,6 +8882,26 @@
 </w:ftr>
 </file>
 
+<file path=word/footer2.xml><?xml version="1.0" encoding="utf-8"?>
+<w:ftr xmlns:m="http://schemas.openxmlformats.org/officeDocument/2006/math" xmlns:mc="http://schemas.openxmlformats.org/markup-compatibility/2006" xmlns:mo="http://schemas.microsoft.com/office/mac/office/2008/main" xmlns:mv="urn:schemas-microsoft-com:mac:vml" xmlns:o="urn:schemas-microsoft-com:office:office" xmlns:r="http://schemas.openxmlformats.org/officeDocument/2006/relationships" xmlns:v="urn:schemas-microsoft-com:vml" xmlns:w10="urn:schemas-microsoft-com:office:word" xmlns:w14="http://schemas.microsoft.com/office/word/2010/wordml" xmlns:w="http://schemas.openxmlformats.org/wordprocessingml/2006/main" xmlns:wne="http://schemas.microsoft.com/office/word/2006/wordml" xmlns:wp14="http://schemas.microsoft.com/office/word/2010/wordprocessingDrawing" xmlns:wp="http://schemas.openxmlformats.org/drawingml/2006/wordprocessingDrawing" xmlns:wpc="http://schemas.microsoft.com/office/word/2010/wordprocessingCanvas" xmlns:wpg="http://schemas.microsoft.com/office/word/2010/wordprocessingGroup" xmlns:wpi="http://schemas.microsoft.com/office/word/2010/wordprocessingInk" xmlns:wps="http://schemas.microsoft.com/office/word/2010/wordprocessingShape" mc:Ignorable="w14 wp14">
+  <w:p>
+    <w:pPr>
+      <w:pStyle w:val="Footer"/>
+    </w:pPr>
+  </w:p>
+</w:ftr>
+</file>
+
+<file path=word/footer3.xml><?xml version="1.0" encoding="utf-8"?>
+<w:ftr xmlns:m="http://schemas.openxmlformats.org/officeDocument/2006/math" xmlns:mc="http://schemas.openxmlformats.org/markup-compatibility/2006" xmlns:mo="http://schemas.microsoft.com/office/mac/office/2008/main" xmlns:mv="urn:schemas-microsoft-com:mac:vml" xmlns:o="urn:schemas-microsoft-com:office:office" xmlns:r="http://schemas.openxmlformats.org/officeDocument/2006/relationships" xmlns:v="urn:schemas-microsoft-com:vml" xmlns:w10="urn:schemas-microsoft-com:office:word" xmlns:w14="http://schemas.microsoft.com/office/word/2010/wordml" xmlns:w="http://schemas.openxmlformats.org/wordprocessingml/2006/main" xmlns:wne="http://schemas.microsoft.com/office/word/2006/wordml" xmlns:wp14="http://schemas.microsoft.com/office/word/2010/wordprocessingDrawing" xmlns:wp="http://schemas.openxmlformats.org/drawingml/2006/wordprocessingDrawing" xmlns:wpc="http://schemas.microsoft.com/office/word/2010/wordprocessingCanvas" xmlns:wpg="http://schemas.microsoft.com/office/word/2010/wordprocessingGroup" xmlns:wpi="http://schemas.microsoft.com/office/word/2010/wordprocessingInk" xmlns:wps="http://schemas.microsoft.com/office/word/2010/wordprocessingShape" mc:Ignorable="w14 wp14">
+  <w:p>
+    <w:pPr>
+      <w:pStyle w:val="Footer"/>
+    </w:pPr>
+  </w:p>
+</w:ftr>
+</file>
+
 <file path=word/footnotes.xml><?xml version="1.0" encoding="utf-8"?>
 <w:footnotes xmlns:wpc="http://schemas.microsoft.com/office/word/2010/wordprocessingCanvas" xmlns:mc="http://schemas.openxmlformats.org/markup-compatibility/2006" xmlns:o="urn:schemas-microsoft-com:office:office" xmlns:r="http://schemas.openxmlformats.org/officeDocument/2006/relationships" xmlns:m="http://schemas.openxmlformats.org/officeDocument/2006/math" xmlns:v="urn:schemas-microsoft-com:vml" xmlns:wp14="http://schemas.microsoft.com/office/word/2010/wordprocessingDrawing" xmlns:wp="http://schemas.openxmlformats.org/drawingml/2006/wordprocessingDrawing" xmlns:w10="urn:schemas-microsoft-com:office:word" xmlns:w="http://schemas.openxmlformats.org/wordprocessingml/2006/main" xmlns:w14="http://schemas.microsoft.com/office/word/2010/wordml" xmlns:w15="http://schemas.microsoft.com/office/word/2012/wordml" xmlns:wpg="http://schemas.microsoft.com/office/word/2010/wordprocessingGroup" xmlns:wpi="http://schemas.microsoft.com/office/word/2010/wordprocessingInk" xmlns:wne="http://schemas.microsoft.com/office/word/2006/wordml" xmlns:wps="http://schemas.microsoft.com/office/word/2010/wordprocessingShape" mc:Ignorable="w14 w15 wp14">
   <w:footnote w:type="separator" w:id="-1">
@@ -8930,6 +8954,26 @@
       </w:rPr>
       <w:t xml:space="preserve">川崎町第10期介護保険事業計画 概要版（委員事前配布資料）</w:t>
     </w:r>
+  </w:p>
+</w:hdr>
+</file>
+
+<file path=word/header2.xml><?xml version="1.0" encoding="utf-8"?>
+<w:hdr xmlns:m="http://schemas.openxmlformats.org/officeDocument/2006/math" xmlns:mc="http://schemas.openxmlformats.org/markup-compatibility/2006" xmlns:mo="http://schemas.microsoft.com/office/mac/office/2008/main" xmlns:mv="urn:schemas-microsoft-com:mac:vml" xmlns:o="urn:schemas-microsoft-com:office:office" xmlns:r="http://schemas.openxmlformats.org/officeDocument/2006/relationships" xmlns:v="urn:schemas-microsoft-com:vml" xmlns:w10="urn:schemas-microsoft-com:office:word" xmlns:w14="http://schemas.microsoft.com/office/word/2010/wordml" xmlns:w="http://schemas.openxmlformats.org/wordprocessingml/2006/main" xmlns:wne="http://schemas.microsoft.com/office/word/2006/wordml" xmlns:wp14="http://schemas.microsoft.com/office/word/2010/wordprocessingDrawing" xmlns:wp="http://schemas.openxmlformats.org/drawingml/2006/wordprocessingDrawing" xmlns:wpc="http://schemas.microsoft.com/office/word/2010/wordprocessingCanvas" xmlns:wpg="http://schemas.microsoft.com/office/word/2010/wordprocessingGroup" xmlns:wpi="http://schemas.microsoft.com/office/word/2010/wordprocessingInk" xmlns:wps="http://schemas.microsoft.com/office/word/2010/wordprocessingShape" mc:Ignorable="w14 wp14">
+  <w:p>
+    <w:pPr>
+      <w:pStyle w:val="Header"/>
+    </w:pPr>
+  </w:p>
+</w:hdr>
+</file>
+
+<file path=word/header3.xml><?xml version="1.0" encoding="utf-8"?>
+<w:hdr xmlns:m="http://schemas.openxmlformats.org/officeDocument/2006/math" xmlns:mc="http://schemas.openxmlformats.org/markup-compatibility/2006" xmlns:mo="http://schemas.microsoft.com/office/mac/office/2008/main" xmlns:mv="urn:schemas-microsoft-com:mac:vml" xmlns:o="urn:schemas-microsoft-com:office:office" xmlns:r="http://schemas.openxmlformats.org/officeDocument/2006/relationships" xmlns:v="urn:schemas-microsoft-com:vml" xmlns:w10="urn:schemas-microsoft-com:office:word" xmlns:w14="http://schemas.microsoft.com/office/word/2010/wordml" xmlns:w="http://schemas.openxmlformats.org/wordprocessingml/2006/main" xmlns:wne="http://schemas.microsoft.com/office/word/2006/wordml" xmlns:wp14="http://schemas.microsoft.com/office/word/2010/wordprocessingDrawing" xmlns:wp="http://schemas.openxmlformats.org/drawingml/2006/wordprocessingDrawing" xmlns:wpc="http://schemas.microsoft.com/office/word/2010/wordprocessingCanvas" xmlns:wpg="http://schemas.microsoft.com/office/word/2010/wordprocessingGroup" xmlns:wpi="http://schemas.microsoft.com/office/word/2010/wordprocessingInk" xmlns:wps="http://schemas.microsoft.com/office/word/2010/wordprocessingShape" mc:Ignorable="w14 wp14">
+  <w:p>
+    <w:pPr>
+      <w:pStyle w:val="Header"/>
+    </w:pPr>
   </w:p>
 </w:hdr>
 </file>
